--- a/docs/data-insights/outreach_linda_14-06-2026.docx
+++ b/docs/data-insights/outreach_linda_14-06-2026.docx
@@ -140,7 +140,7 @@
           <w:color w:val="707070"/>
           <w:sz w:val="18"/>
         </w:rPr>
-        <w:t xml:space="preserve">   $2,930 in the last 12 months   (deck #4 of 50)</w:t>
+        <w:t xml:space="preserve">   $2,930 in the last 12 months   (deck #1 of 50)</w:t>
       </w:r>
     </w:p>
     <w:p>
@@ -242,7 +242,7 @@
           <w:b w:val="0"/>
           <w:i w:val="0"/>
         </w:rPr>
-        <w:t>Overdue: last ordered 258 days ago; they typically reorder about every 41 days, so they're past due. They also tend to pick up around Jul, which is coming up.</w:t>
+        <w:t>Overdue: last ordered 262 days ago; they typically reorder about every 41 days, so they're past due. They also tend to pick up around Jul, which is coming up.</w:t>
       </w:r>
     </w:p>
     <w:p>
@@ -306,7 +306,7 @@
           <w:color w:val="707070"/>
           <w:sz w:val="18"/>
         </w:rPr>
-        <w:t xml:space="preserve">   $1,962 in the last 12 months   (deck #9 of 50)</w:t>
+        <w:t xml:space="preserve">   $1,962 in the last 12 months   (deck #4 of 50)</w:t>
       </w:r>
     </w:p>
     <w:p>
@@ -388,7 +388,7 @@
           <w:b w:val="0"/>
           <w:i w:val="0"/>
         </w:rPr>
-        <w:t>In cadence: last ordered 43 days ago; they typically reorder about every 45 days, so they're not due yet.</w:t>
+        <w:t>Due soon: last ordered 47 days ago; they typically reorder about every 45 days, so they're about due.</w:t>
       </w:r>
     </w:p>
     <w:p>
@@ -452,7 +452,7 @@
           <w:color w:val="707070"/>
           <w:sz w:val="18"/>
         </w:rPr>
-        <w:t xml:space="preserve">   $1,855 in the last 12 months   (deck #16 of 50)</w:t>
+        <w:t xml:space="preserve">   $1,855 in the last 12 months   (deck #13 of 50)</w:t>
       </w:r>
     </w:p>
     <w:p>
@@ -553,7 +553,7 @@
           <w:b w:val="0"/>
           <w:i w:val="0"/>
         </w:rPr>
-        <w:t>Due soon: last ordered 286 days ago; they typically reorder about every 219 days, so they're about due.</w:t>
+        <w:t>Due soon: last ordered 290 days ago; they typically reorder about every 219 days, so they're about due.</w:t>
       </w:r>
     </w:p>
     <w:p>
@@ -617,7 +617,7 @@
           <w:color w:val="707070"/>
           <w:sz w:val="18"/>
         </w:rPr>
-        <w:t xml:space="preserve">   $10,686 in the last 12 months   (deck #18 of 50)</w:t>
+        <w:t xml:space="preserve">   $10,686 in the last 12 months   (deck #16 of 50)</w:t>
       </w:r>
     </w:p>
     <w:p>
@@ -719,7 +719,7 @@
           <w:b w:val="0"/>
           <w:i w:val="0"/>
         </w:rPr>
-        <w:t>In cadence: last ordered 13 days ago; they typically reorder about every 42 days, so they're not due yet.</w:t>
+        <w:t>In cadence: last ordered 17 days ago; they typically reorder about every 42 days, so they're not due yet.</w:t>
       </w:r>
     </w:p>
     <w:p>
@@ -783,7 +783,7 @@
           <w:color w:val="707070"/>
           <w:sz w:val="18"/>
         </w:rPr>
-        <w:t xml:space="preserve">   $201 in the last 12 months   (deck #27 of 50)</w:t>
+        <w:t xml:space="preserve">   $201 in the last 12 months   (deck #26 of 50)</w:t>
       </w:r>
     </w:p>
     <w:p>
@@ -864,7 +864,7 @@
           <w:b w:val="0"/>
           <w:i w:val="0"/>
         </w:rPr>
-        <w:t>Due soon: last ordered 328 days ago; they typically reorder about every 214 days, so they're about due.</w:t>
+        <w:t>Due soon: last ordered 332 days ago; they typically reorder about every 214 days, so they're about due.</w:t>
       </w:r>
     </w:p>
     <w:p>
@@ -910,7 +910,153 @@
           <w:b w:val="0"/>
           <w:i w:val="0"/>
         </w:rPr>
-        <w:t xml:space="preserve">6. Total Property Group  </w:t>
+        <w:t xml:space="preserve">6. The Horse  </w:t>
+      </w:r>
+      <w:r>
+        <w:rPr>
+          <w:b/>
+          <w:i w:val="0"/>
+          <w:color w:val="707070"/>
+          <w:sz w:val="20"/>
+        </w:rPr>
+        <w:t>[Luxury Brands]</w:t>
+      </w:r>
+      <w:r>
+        <w:rPr>
+          <w:b w:val="0"/>
+          <w:i/>
+          <w:color w:val="707070"/>
+          <w:sz w:val="18"/>
+        </w:rPr>
+        <w:t xml:space="preserve">   $13,769 in the last 12 months   (deck #27 of 50)</w:t>
+      </w:r>
+    </w:p>
+    <w:p>
+      <w:r>
+        <w:rPr>
+          <w:b/>
+          <w:i w:val="0"/>
+        </w:rPr>
+        <w:t xml:space="preserve">Who to contact: </w:t>
+      </w:r>
+      <w:r>
+        <w:rPr>
+          <w:b w:val="0"/>
+          <w:i w:val="0"/>
+        </w:rPr>
+        <w:t>Kasey McKillop &lt;kasey@thehorse.com.au&gt; - active (last active 2026-06-11)</w:t>
+      </w:r>
+    </w:p>
+    <w:p>
+      <w:r>
+        <w:rPr>
+          <w:b/>
+          <w:i w:val="0"/>
+        </w:rPr>
+        <w:t xml:space="preserve">Pitch: </w:t>
+      </w:r>
+      <w:r>
+        <w:rPr>
+          <w:b w:val="0"/>
+          <w:i w:val="0"/>
+          <w:color w:val="1B7F3B"/>
+        </w:rPr>
+        <w:t>Hard Cover Books</w:t>
+      </w:r>
+    </w:p>
+    <w:p>
+      <w:r>
+        <w:rPr>
+          <w:b/>
+          <w:i w:val="0"/>
+        </w:rPr>
+        <w:t xml:space="preserve">Pattern: </w:t>
+      </w:r>
+      <w:r>
+        <w:rPr>
+          <w:b w:val="0"/>
+          <w:i w:val="0"/>
+        </w:rPr>
+        <w:t>32% of customers who buy Embellishment also buy Hard Cover Books, about 3.9 times more likely than the average customer (8% normally). Buys embellishment (2 jobs) but has 0 jobs in hard cover books.</w:t>
+      </w:r>
+    </w:p>
+    <w:p>
+      <w:r>
+        <w:rPr>
+          <w:b/>
+          <w:i w:val="0"/>
+          <w:color w:val="1B7F3B"/>
+        </w:rPr>
+        <w:t xml:space="preserve">Fits their business: </w:t>
+      </w:r>
+      <w:r>
+        <w:rPr>
+          <w:b w:val="0"/>
+          <w:i w:val="0"/>
+        </w:rPr>
+        <w:t>Luxury Brands firms regularly buy Hard Cover Books (27% do).</w:t>
+      </w:r>
+    </w:p>
+    <w:p>
+      <w:r>
+        <w:rPr>
+          <w:b/>
+          <w:i w:val="0"/>
+        </w:rPr>
+        <w:t xml:space="preserve">Timing: </w:t>
+      </w:r>
+      <w:r>
+        <w:rPr>
+          <w:b w:val="0"/>
+          <w:i w:val="0"/>
+        </w:rPr>
+        <w:t>In cadence: last ordered 18 days ago; they typically reorder about every 48 days, so they're not due yet.</w:t>
+      </w:r>
+    </w:p>
+    <w:p>
+      <w:r>
+        <w:rPr>
+          <w:b/>
+          <w:i w:val="0"/>
+          <w:color w:val="1F497D"/>
+        </w:rPr>
+        <w:t xml:space="preserve">Your call:   </w:t>
+      </w:r>
+      <w:r>
+        <w:rPr>
+          <w:b w:val="0"/>
+          <w:i w:val="0"/>
+        </w:rPr>
+        <w:t xml:space="preserve">[ ] Makes sense      [ ] They already buy this      [ ] Wrong      </w:t>
+      </w:r>
+      <w:r>
+        <w:rPr>
+          <w:b w:val="0"/>
+          <w:i/>
+          <w:color w:val="707070"/>
+          <w:sz w:val="18"/>
+        </w:rPr>
+        <w:t xml:space="preserve">notes: </w:t>
+      </w:r>
+      <w:r>
+        <w:rPr>
+          <w:b w:val="0"/>
+          <w:i w:val="0"/>
+          <w:color w:val="A0A0A0"/>
+        </w:rPr>
+        <w:t>______________________________</w:t>
+      </w:r>
+    </w:p>
+    <w:p>
+      <w:pPr>
+        <w:pStyle w:val="Heading3"/>
+      </w:pPr>
+      <w:r>
+        <w:rPr>
+          <w:b w:val="0"/>
+          <w:i w:val="0"/>
+        </w:rPr>
+        <w:t xml:space="preserve">7. BCH#1 Pty Ltd T/A 1st City Real Estate Group  </w:t>
       </w:r>
       <w:r>
         <w:rPr>
@@ -928,7 +1074,298 @@
           <w:color w:val="707070"/>
           <w:sz w:val="18"/>
         </w:rPr>
-        <w:t xml:space="preserve">   $6,334 in the last 12 months   (deck #28 of 50)</w:t>
+        <w:t xml:space="preserve">   $11,583 in the last 12 months   (deck #29 of 50)</w:t>
+      </w:r>
+    </w:p>
+    <w:p>
+      <w:r>
+        <w:rPr>
+          <w:b/>
+          <w:i w:val="0"/>
+        </w:rPr>
+        <w:t xml:space="preserve">Who to contact: </w:t>
+      </w:r>
+      <w:r>
+        <w:rPr>
+          <w:b w:val="0"/>
+          <w:i w:val="0"/>
+        </w:rPr>
+        <w:t>Ashlee Hasemer &lt;ashlee.hasemer@1stcity.com.au&gt; - active (last active 2026-04-23)</w:t>
+      </w:r>
+    </w:p>
+    <w:p>
+      <w:r>
+        <w:rPr>
+          <w:b/>
+          <w:i w:val="0"/>
+        </w:rPr>
+        <w:t xml:space="preserve">Pitch: </w:t>
+      </w:r>
+      <w:r>
+        <w:rPr>
+          <w:b w:val="0"/>
+          <w:i w:val="0"/>
+          <w:color w:val="1B7F3B"/>
+        </w:rPr>
+        <w:t>Hard Cover Books</w:t>
+      </w:r>
+    </w:p>
+    <w:p>
+      <w:r>
+        <w:rPr>
+          <w:b/>
+          <w:i w:val="0"/>
+        </w:rPr>
+        <w:t xml:space="preserve">Pattern: </w:t>
+      </w:r>
+      <w:r>
+        <w:rPr>
+          <w:b w:val="0"/>
+          <w:i w:val="0"/>
+        </w:rPr>
+        <w:t>32% of customers who buy Embellishment also buy Hard Cover Books, about 3.9 times more likely than the average customer (8% normally). Buys embellishment (2 jobs) but has 0 jobs in hard cover books.</w:t>
+      </w:r>
+    </w:p>
+    <w:p>
+      <w:r>
+        <w:rPr>
+          <w:b/>
+          <w:i w:val="0"/>
+          <w:color w:val="1B7F3B"/>
+        </w:rPr>
+        <w:t xml:space="preserve">Fits their business: </w:t>
+      </w:r>
+      <w:r>
+        <w:rPr>
+          <w:b w:val="0"/>
+          <w:i w:val="0"/>
+        </w:rPr>
+        <w:t>Property &amp; Real Estate firms regularly buy Hard Cover Books (32% do).</w:t>
+      </w:r>
+    </w:p>
+    <w:p>
+      <w:r>
+        <w:rPr>
+          <w:b/>
+          <w:i w:val="0"/>
+        </w:rPr>
+        <w:t xml:space="preserve">Timing: </w:t>
+      </w:r>
+      <w:r>
+        <w:rPr>
+          <w:b w:val="0"/>
+          <w:i w:val="0"/>
+        </w:rPr>
+        <w:t>Overdue: last ordered 76 days ago; they typically reorder about every 40 days, so they're past due.</w:t>
+      </w:r>
+    </w:p>
+    <w:p>
+      <w:r>
+        <w:rPr>
+          <w:b/>
+          <w:i w:val="0"/>
+          <w:color w:val="1F497D"/>
+        </w:rPr>
+        <w:t xml:space="preserve">Your call:   </w:t>
+      </w:r>
+      <w:r>
+        <w:rPr>
+          <w:b w:val="0"/>
+          <w:i w:val="0"/>
+        </w:rPr>
+        <w:t xml:space="preserve">[ ] Makes sense      [ ] They already buy this      [ ] Wrong      </w:t>
+      </w:r>
+      <w:r>
+        <w:rPr>
+          <w:b w:val="0"/>
+          <w:i/>
+          <w:color w:val="707070"/>
+          <w:sz w:val="18"/>
+        </w:rPr>
+        <w:t xml:space="preserve">notes: </w:t>
+      </w:r>
+      <w:r>
+        <w:rPr>
+          <w:b w:val="0"/>
+          <w:i w:val="0"/>
+          <w:color w:val="A0A0A0"/>
+        </w:rPr>
+        <w:t>______________________________</w:t>
+      </w:r>
+    </w:p>
+    <w:p>
+      <w:pPr>
+        <w:pStyle w:val="Heading3"/>
+      </w:pPr>
+      <w:r>
+        <w:rPr>
+          <w:b w:val="0"/>
+          <w:i w:val="0"/>
+        </w:rPr>
+        <w:t xml:space="preserve">8. Freelancer International Pty Ltd  </w:t>
+      </w:r>
+      <w:r>
+        <w:rPr>
+          <w:b/>
+          <w:i w:val="0"/>
+          <w:color w:val="707070"/>
+          <w:sz w:val="20"/>
+        </w:rPr>
+        <w:t>[Corporate &amp; Professional]</w:t>
+      </w:r>
+      <w:r>
+        <w:rPr>
+          <w:b w:val="0"/>
+          <w:i/>
+          <w:color w:val="707070"/>
+          <w:sz w:val="18"/>
+        </w:rPr>
+        <w:t xml:space="preserve">   $2,279 in the last 12 months   (deck #30 of 50)</w:t>
+      </w:r>
+    </w:p>
+    <w:p>
+      <w:r>
+        <w:rPr>
+          <w:b/>
+          <w:i w:val="0"/>
+        </w:rPr>
+        <w:t xml:space="preserve">Who to contact: </w:t>
+      </w:r>
+      <w:r>
+        <w:rPr>
+          <w:b w:val="0"/>
+          <w:i w:val="0"/>
+        </w:rPr>
+        <w:t>Evan Minh &lt;eminh@freelancer.com&gt; - active (last active 2026-03-31)</w:t>
+      </w:r>
+    </w:p>
+    <w:p>
+      <w:r>
+        <w:rPr>
+          <w:b/>
+          <w:i w:val="0"/>
+        </w:rPr>
+        <w:t xml:space="preserve">Pitch: </w:t>
+      </w:r>
+      <w:r>
+        <w:rPr>
+          <w:b w:val="0"/>
+          <w:i w:val="0"/>
+          <w:color w:val="1B7F3B"/>
+        </w:rPr>
+        <w:t>Hard Cover Books</w:t>
+      </w:r>
+    </w:p>
+    <w:p>
+      <w:r>
+        <w:rPr>
+          <w:b/>
+          <w:i w:val="0"/>
+        </w:rPr>
+        <w:t xml:space="preserve">Pattern: </w:t>
+      </w:r>
+      <w:r>
+        <w:rPr>
+          <w:b w:val="0"/>
+          <w:i w:val="0"/>
+        </w:rPr>
+        <w:t>32% of customers who buy Embellishment also buy Hard Cover Books, about 3.9 times more likely than the average customer (8% normally). Buys embellishment (8 jobs) but has 0 jobs in hard cover books.</w:t>
+      </w:r>
+    </w:p>
+    <w:p>
+      <w:r>
+        <w:rPr>
+          <w:b/>
+          <w:i w:val="0"/>
+        </w:rPr>
+        <w:t xml:space="preserve">Industry fit: </w:t>
+      </w:r>
+      <w:r>
+        <w:rPr>
+          <w:b w:val="0"/>
+          <w:i w:val="0"/>
+        </w:rPr>
+        <w:t>Neutral fit - Hard Cover Books carries no strong industry signal for Corporate &amp; Professional; pitched on the statistics.</w:t>
+      </w:r>
+    </w:p>
+    <w:p>
+      <w:r>
+        <w:rPr>
+          <w:b/>
+          <w:i w:val="0"/>
+        </w:rPr>
+        <w:t xml:space="preserve">Timing: </w:t>
+      </w:r>
+      <w:r>
+        <w:rPr>
+          <w:b w:val="0"/>
+          <w:i w:val="0"/>
+        </w:rPr>
+        <w:t>Due soon: last ordered 76 days ago; they typically reorder about every 56 days, so they're about due.</w:t>
+      </w:r>
+    </w:p>
+    <w:p>
+      <w:r>
+        <w:rPr>
+          <w:b/>
+          <w:i w:val="0"/>
+          <w:color w:val="1F497D"/>
+        </w:rPr>
+        <w:t xml:space="preserve">Your call:   </w:t>
+      </w:r>
+      <w:r>
+        <w:rPr>
+          <w:b w:val="0"/>
+          <w:i w:val="0"/>
+        </w:rPr>
+        <w:t xml:space="preserve">[ ] Makes sense      [ ] They already buy this      [ ] Wrong      </w:t>
+      </w:r>
+      <w:r>
+        <w:rPr>
+          <w:b w:val="0"/>
+          <w:i/>
+          <w:color w:val="707070"/>
+          <w:sz w:val="18"/>
+        </w:rPr>
+        <w:t xml:space="preserve">notes: </w:t>
+      </w:r>
+      <w:r>
+        <w:rPr>
+          <w:b w:val="0"/>
+          <w:i w:val="0"/>
+          <w:color w:val="A0A0A0"/>
+        </w:rPr>
+        <w:t>______________________________</w:t>
+      </w:r>
+    </w:p>
+    <w:p>
+      <w:pPr>
+        <w:pStyle w:val="Heading3"/>
+      </w:pPr>
+      <w:r>
+        <w:rPr>
+          <w:b w:val="0"/>
+          <w:i w:val="0"/>
+        </w:rPr>
+        <w:t xml:space="preserve">9. Total Property Group  </w:t>
+      </w:r>
+      <w:r>
+        <w:rPr>
+          <w:b/>
+          <w:i w:val="0"/>
+          <w:color w:val="707070"/>
+          <w:sz w:val="20"/>
+        </w:rPr>
+        <w:t>[Property &amp; Real Estate]</w:t>
+      </w:r>
+      <w:r>
+        <w:rPr>
+          <w:b w:val="0"/>
+          <w:i/>
+          <w:color w:val="707070"/>
+          <w:sz w:val="18"/>
+        </w:rPr>
+        <w:t xml:space="preserve">   $6,334 in the last 12 months   (deck #37 of 50)</w:t>
       </w:r>
     </w:p>
     <w:p>
@@ -1030,444 +1467,7 @@
           <w:b w:val="0"/>
           <w:i w:val="0"/>
         </w:rPr>
-        <w:t>In cadence: last ordered 317 days ago; they typically reorder about every 421 days, so they're not due yet.</w:t>
-      </w:r>
-    </w:p>
-    <w:p>
-      <w:r>
-        <w:rPr>
-          <w:b/>
-          <w:i w:val="0"/>
-          <w:color w:val="1F497D"/>
-        </w:rPr>
-        <w:t xml:space="preserve">Your call:   </w:t>
-      </w:r>
-      <w:r>
-        <w:rPr>
-          <w:b w:val="0"/>
-          <w:i w:val="0"/>
-        </w:rPr>
-        <w:t xml:space="preserve">[ ] Makes sense      [ ] They already buy this      [ ] Wrong      </w:t>
-      </w:r>
-      <w:r>
-        <w:rPr>
-          <w:b w:val="0"/>
-          <w:i/>
-          <w:color w:val="707070"/>
-          <w:sz w:val="18"/>
-        </w:rPr>
-        <w:t xml:space="preserve">notes: </w:t>
-      </w:r>
-      <w:r>
-        <w:rPr>
-          <w:b w:val="0"/>
-          <w:i w:val="0"/>
-          <w:color w:val="A0A0A0"/>
-        </w:rPr>
-        <w:t>______________________________</w:t>
-      </w:r>
-    </w:p>
-    <w:p>
-      <w:pPr>
-        <w:pStyle w:val="Heading3"/>
-      </w:pPr>
-      <w:r>
-        <w:rPr>
-          <w:b w:val="0"/>
-          <w:i w:val="0"/>
-        </w:rPr>
-        <w:t xml:space="preserve">7. The Horse  </w:t>
-      </w:r>
-      <w:r>
-        <w:rPr>
-          <w:b/>
-          <w:i w:val="0"/>
-          <w:color w:val="707070"/>
-          <w:sz w:val="20"/>
-        </w:rPr>
-        <w:t>[Luxury Brands]</w:t>
-      </w:r>
-      <w:r>
-        <w:rPr>
-          <w:b w:val="0"/>
-          <w:i/>
-          <w:color w:val="707070"/>
-          <w:sz w:val="18"/>
-        </w:rPr>
-        <w:t xml:space="preserve">   $13,769 in the last 12 months   (deck #29 of 50)</w:t>
-      </w:r>
-    </w:p>
-    <w:p>
-      <w:r>
-        <w:rPr>
-          <w:b/>
-          <w:i w:val="0"/>
-        </w:rPr>
-        <w:t xml:space="preserve">Who to contact: </w:t>
-      </w:r>
-      <w:r>
-        <w:rPr>
-          <w:b w:val="0"/>
-          <w:i w:val="0"/>
-        </w:rPr>
-        <w:t>Kasey McKillop &lt;kasey@thehorse.com.au&gt; - active (last active 2026-06-11)</w:t>
-      </w:r>
-    </w:p>
-    <w:p>
-      <w:r>
-        <w:rPr>
-          <w:b/>
-          <w:i w:val="0"/>
-        </w:rPr>
-        <w:t xml:space="preserve">Pitch: </w:t>
-      </w:r>
-      <w:r>
-        <w:rPr>
-          <w:b w:val="0"/>
-          <w:i w:val="0"/>
-          <w:color w:val="1B7F3B"/>
-        </w:rPr>
-        <w:t>Hard Cover Books</w:t>
-      </w:r>
-    </w:p>
-    <w:p>
-      <w:r>
-        <w:rPr>
-          <w:b/>
-          <w:i w:val="0"/>
-        </w:rPr>
-        <w:t xml:space="preserve">Pattern: </w:t>
-      </w:r>
-      <w:r>
-        <w:rPr>
-          <w:b w:val="0"/>
-          <w:i w:val="0"/>
-        </w:rPr>
-        <w:t>32% of customers who buy Embellishment also buy Hard Cover Books, about 3.9 times more likely than the average customer (8% normally). Buys embellishment (2 jobs) but has 0 jobs in hard cover books.</w:t>
-      </w:r>
-    </w:p>
-    <w:p>
-      <w:r>
-        <w:rPr>
-          <w:b/>
-          <w:i w:val="0"/>
-          <w:color w:val="1B7F3B"/>
-        </w:rPr>
-        <w:t xml:space="preserve">Fits their business: </w:t>
-      </w:r>
-      <w:r>
-        <w:rPr>
-          <w:b w:val="0"/>
-          <w:i w:val="0"/>
-        </w:rPr>
-        <w:t>Luxury Brands firms regularly buy Hard Cover Books (27% do).</w:t>
-      </w:r>
-    </w:p>
-    <w:p>
-      <w:r>
-        <w:rPr>
-          <w:b/>
-          <w:i w:val="0"/>
-        </w:rPr>
-        <w:t xml:space="preserve">Timing: </w:t>
-      </w:r>
-      <w:r>
-        <w:rPr>
-          <w:b w:val="0"/>
-          <w:i w:val="0"/>
-        </w:rPr>
-        <w:t>In cadence: last ordered 14 days ago; they typically reorder about every 48 days, so they're not due yet.</w:t>
-      </w:r>
-    </w:p>
-    <w:p>
-      <w:r>
-        <w:rPr>
-          <w:b/>
-          <w:i w:val="0"/>
-          <w:color w:val="1F497D"/>
-        </w:rPr>
-        <w:t xml:space="preserve">Your call:   </w:t>
-      </w:r>
-      <w:r>
-        <w:rPr>
-          <w:b w:val="0"/>
-          <w:i w:val="0"/>
-        </w:rPr>
-        <w:t xml:space="preserve">[ ] Makes sense      [ ] They already buy this      [ ] Wrong      </w:t>
-      </w:r>
-      <w:r>
-        <w:rPr>
-          <w:b w:val="0"/>
-          <w:i/>
-          <w:color w:val="707070"/>
-          <w:sz w:val="18"/>
-        </w:rPr>
-        <w:t xml:space="preserve">notes: </w:t>
-      </w:r>
-      <w:r>
-        <w:rPr>
-          <w:b w:val="0"/>
-          <w:i w:val="0"/>
-          <w:color w:val="A0A0A0"/>
-        </w:rPr>
-        <w:t>______________________________</w:t>
-      </w:r>
-    </w:p>
-    <w:p>
-      <w:pPr>
-        <w:pStyle w:val="Heading3"/>
-      </w:pPr>
-      <w:r>
-        <w:rPr>
-          <w:b w:val="0"/>
-          <w:i w:val="0"/>
-        </w:rPr>
-        <w:t xml:space="preserve">8. BCH#1 Pty Ltd T/A 1st City Real Estate Group  </w:t>
-      </w:r>
-      <w:r>
-        <w:rPr>
-          <w:b/>
-          <w:i w:val="0"/>
-          <w:color w:val="707070"/>
-          <w:sz w:val="20"/>
-        </w:rPr>
-        <w:t>[Property &amp; Real Estate]</w:t>
-      </w:r>
-      <w:r>
-        <w:rPr>
-          <w:b w:val="0"/>
-          <w:i/>
-          <w:color w:val="707070"/>
-          <w:sz w:val="18"/>
-        </w:rPr>
-        <w:t xml:space="preserve">   $11,583 in the last 12 months   (deck #32 of 50)</w:t>
-      </w:r>
-    </w:p>
-    <w:p>
-      <w:r>
-        <w:rPr>
-          <w:b/>
-          <w:i w:val="0"/>
-        </w:rPr>
-        <w:t xml:space="preserve">Who to contact: </w:t>
-      </w:r>
-      <w:r>
-        <w:rPr>
-          <w:b w:val="0"/>
-          <w:i w:val="0"/>
-        </w:rPr>
-        <w:t>Ashlee Hasemer &lt;ashlee.hasemer@1stcity.com.au&gt; - active (last active 2026-04-23)</w:t>
-      </w:r>
-    </w:p>
-    <w:p>
-      <w:r>
-        <w:rPr>
-          <w:b/>
-          <w:i w:val="0"/>
-        </w:rPr>
-        <w:t xml:space="preserve">Pitch: </w:t>
-      </w:r>
-      <w:r>
-        <w:rPr>
-          <w:b w:val="0"/>
-          <w:i w:val="0"/>
-          <w:color w:val="1B7F3B"/>
-        </w:rPr>
-        <w:t>Hard Cover Books</w:t>
-      </w:r>
-    </w:p>
-    <w:p>
-      <w:r>
-        <w:rPr>
-          <w:b/>
-          <w:i w:val="0"/>
-        </w:rPr>
-        <w:t xml:space="preserve">Pattern: </w:t>
-      </w:r>
-      <w:r>
-        <w:rPr>
-          <w:b w:val="0"/>
-          <w:i w:val="0"/>
-        </w:rPr>
-        <w:t>32% of customers who buy Embellishment also buy Hard Cover Books, about 3.9 times more likely than the average customer (8% normally). Buys embellishment (2 jobs) but has 0 jobs in hard cover books.</w:t>
-      </w:r>
-    </w:p>
-    <w:p>
-      <w:r>
-        <w:rPr>
-          <w:b/>
-          <w:i w:val="0"/>
-          <w:color w:val="1B7F3B"/>
-        </w:rPr>
-        <w:t xml:space="preserve">Fits their business: </w:t>
-      </w:r>
-      <w:r>
-        <w:rPr>
-          <w:b w:val="0"/>
-          <w:i w:val="0"/>
-        </w:rPr>
-        <w:t>Property &amp; Real Estate firms regularly buy Hard Cover Books (32% do).</w:t>
-      </w:r>
-    </w:p>
-    <w:p>
-      <w:r>
-        <w:rPr>
-          <w:b/>
-          <w:i w:val="0"/>
-        </w:rPr>
-        <w:t xml:space="preserve">Timing: </w:t>
-      </w:r>
-      <w:r>
-        <w:rPr>
-          <w:b w:val="0"/>
-          <w:i w:val="0"/>
-        </w:rPr>
-        <w:t>Overdue: last ordered 72 days ago; they typically reorder about every 40 days, so they're past due.</w:t>
-      </w:r>
-    </w:p>
-    <w:p>
-      <w:r>
-        <w:rPr>
-          <w:b/>
-          <w:i w:val="0"/>
-          <w:color w:val="1F497D"/>
-        </w:rPr>
-        <w:t xml:space="preserve">Your call:   </w:t>
-      </w:r>
-      <w:r>
-        <w:rPr>
-          <w:b w:val="0"/>
-          <w:i w:val="0"/>
-        </w:rPr>
-        <w:t xml:space="preserve">[ ] Makes sense      [ ] They already buy this      [ ] Wrong      </w:t>
-      </w:r>
-      <w:r>
-        <w:rPr>
-          <w:b w:val="0"/>
-          <w:i/>
-          <w:color w:val="707070"/>
-          <w:sz w:val="18"/>
-        </w:rPr>
-        <w:t xml:space="preserve">notes: </w:t>
-      </w:r>
-      <w:r>
-        <w:rPr>
-          <w:b w:val="0"/>
-          <w:i w:val="0"/>
-          <w:color w:val="A0A0A0"/>
-        </w:rPr>
-        <w:t>______________________________</w:t>
-      </w:r>
-    </w:p>
-    <w:p>
-      <w:pPr>
-        <w:pStyle w:val="Heading3"/>
-      </w:pPr>
-      <w:r>
-        <w:rPr>
-          <w:b w:val="0"/>
-          <w:i w:val="0"/>
-        </w:rPr>
-        <w:t xml:space="preserve">9. Freelancer International Pty Ltd  </w:t>
-      </w:r>
-      <w:r>
-        <w:rPr>
-          <w:b/>
-          <w:i w:val="0"/>
-          <w:color w:val="707070"/>
-          <w:sz w:val="20"/>
-        </w:rPr>
-        <w:t>[Corporate &amp; Professional]</w:t>
-      </w:r>
-      <w:r>
-        <w:rPr>
-          <w:b w:val="0"/>
-          <w:i/>
-          <w:color w:val="707070"/>
-          <w:sz w:val="18"/>
-        </w:rPr>
-        <w:t xml:space="preserve">   $2,279 in the last 12 months   (deck #33 of 50)</w:t>
-      </w:r>
-    </w:p>
-    <w:p>
-      <w:r>
-        <w:rPr>
-          <w:b/>
-          <w:i w:val="0"/>
-        </w:rPr>
-        <w:t xml:space="preserve">Who to contact: </w:t>
-      </w:r>
-      <w:r>
-        <w:rPr>
-          <w:b w:val="0"/>
-          <w:i w:val="0"/>
-        </w:rPr>
-        <w:t>Evan Minh &lt;eminh@freelancer.com&gt; - active (last active 2026-03-31)</w:t>
-      </w:r>
-    </w:p>
-    <w:p>
-      <w:r>
-        <w:rPr>
-          <w:b/>
-          <w:i w:val="0"/>
-        </w:rPr>
-        <w:t xml:space="preserve">Pitch: </w:t>
-      </w:r>
-      <w:r>
-        <w:rPr>
-          <w:b w:val="0"/>
-          <w:i w:val="0"/>
-          <w:color w:val="1B7F3B"/>
-        </w:rPr>
-        <w:t>Hard Cover Books</w:t>
-      </w:r>
-    </w:p>
-    <w:p>
-      <w:r>
-        <w:rPr>
-          <w:b/>
-          <w:i w:val="0"/>
-        </w:rPr>
-        <w:t xml:space="preserve">Pattern: </w:t>
-      </w:r>
-      <w:r>
-        <w:rPr>
-          <w:b w:val="0"/>
-          <w:i w:val="0"/>
-        </w:rPr>
-        <w:t>32% of customers who buy Embellishment also buy Hard Cover Books, about 3.9 times more likely than the average customer (8% normally). Buys embellishment (8 jobs) but has 0 jobs in hard cover books.</w:t>
-      </w:r>
-    </w:p>
-    <w:p>
-      <w:r>
-        <w:rPr>
-          <w:b/>
-          <w:i w:val="0"/>
-        </w:rPr>
-        <w:t xml:space="preserve">Industry fit: </w:t>
-      </w:r>
-      <w:r>
-        <w:rPr>
-          <w:b w:val="0"/>
-          <w:i w:val="0"/>
-        </w:rPr>
-        <w:t>Neutral fit - Hard Cover Books carries no strong industry signal for Corporate &amp; Professional; pitched on the statistics.</w:t>
-      </w:r>
-    </w:p>
-    <w:p>
-      <w:r>
-        <w:rPr>
-          <w:b/>
-          <w:i w:val="0"/>
-        </w:rPr>
-        <w:t xml:space="preserve">Timing: </w:t>
-      </w:r>
-      <w:r>
-        <w:rPr>
-          <w:b w:val="0"/>
-          <w:i w:val="0"/>
-        </w:rPr>
-        <w:t>Due soon: last ordered 72 days ago; they typically reorder about every 56 days, so they're about due.</w:t>
+        <w:t>In cadence: last ordered 321 days ago; they typically reorder about every 421 days, so they're not due yet.</w:t>
       </w:r>
     </w:p>
     <w:p>
@@ -1531,7 +1531,7 @@
           <w:color w:val="707070"/>
           <w:sz w:val="18"/>
         </w:rPr>
-        <w:t xml:space="preserve">   $5,197 in the last 12 months   (deck #40 of 50)</w:t>
+        <w:t xml:space="preserve">   $5,197 in the last 12 months   (deck #39 of 50)</w:t>
       </w:r>
     </w:p>
     <w:p>
@@ -1612,7 +1612,7 @@
           <w:b w:val="0"/>
           <w:i w:val="0"/>
         </w:rPr>
-        <w:t>Overdue: last ordered 70 days ago; they typically reorder about every 45 days, so they're past due.</w:t>
+        <w:t>Overdue: last ordered 74 days ago; they typically reorder about every 45 days, so they're past due.</w:t>
       </w:r>
     </w:p>
     <w:p>
@@ -1658,7 +1658,7 @@
           <w:b w:val="0"/>
           <w:i w:val="0"/>
         </w:rPr>
-        <w:t xml:space="preserve">11. Mulpha  </w:t>
+        <w:t xml:space="preserve">11. Ignite Projects  </w:t>
       </w:r>
       <w:r>
         <w:rPr>
@@ -1676,173 +1676,7 @@
           <w:color w:val="707070"/>
           <w:sz w:val="18"/>
         </w:rPr>
-        <w:t xml:space="preserve">   $203 in the last 12 months   (deck #43 of 50)</w:t>
-      </w:r>
-    </w:p>
-    <w:p>
-      <w:r>
-        <w:rPr>
-          <w:b/>
-          <w:i w:val="0"/>
-        </w:rPr>
-        <w:t xml:space="preserve">Who to contact: </w:t>
-      </w:r>
-      <w:r>
-        <w:rPr>
-          <w:b w:val="0"/>
-          <w:i w:val="0"/>
-        </w:rPr>
-        <w:t>MALEEA FINNEMORE &lt;mfinnemore@mulpha.com.au&gt; - confirm contact - stale &gt;90d (no email activity on record)</w:t>
-      </w:r>
-    </w:p>
-    <w:p>
-      <w:r>
-        <w:rPr>
-          <w:b/>
-          <w:i w:val="0"/>
-          <w:color w:val="B56A00"/>
-          <w:sz w:val="18"/>
-        </w:rPr>
-        <w:t xml:space="preserve">   Note: </w:t>
-      </w:r>
-      <w:r>
-        <w:rPr>
-          <w:b w:val="0"/>
-          <w:i/>
-          <w:color w:val="707070"/>
-          <w:sz w:val="18"/>
-        </w:rPr>
-        <w:t>value contact (mfinnemore@mulpha.com.au) is NOT the loudest contact (angela.ha@mulpha.com.au, 21 emails) - pitch to value, not volume</w:t>
-      </w:r>
-    </w:p>
-    <w:p>
-      <w:r>
-        <w:rPr>
-          <w:b/>
-          <w:i w:val="0"/>
-        </w:rPr>
-        <w:t xml:space="preserve">Pitch: </w:t>
-      </w:r>
-      <w:r>
-        <w:rPr>
-          <w:b w:val="0"/>
-          <w:i w:val="0"/>
-          <w:color w:val="1B7F3B"/>
-        </w:rPr>
-        <w:t>Hard Cover Books</w:t>
-      </w:r>
-    </w:p>
-    <w:p>
-      <w:r>
-        <w:rPr>
-          <w:b/>
-          <w:i w:val="0"/>
-        </w:rPr>
-        <w:t xml:space="preserve">Pattern: </w:t>
-      </w:r>
-      <w:r>
-        <w:rPr>
-          <w:b w:val="0"/>
-          <w:i w:val="0"/>
-        </w:rPr>
-        <w:t>32% of customers who buy Embellishment also buy Hard Cover Books, about 3.9 times more likely than the average customer (8% normally). Buys embellishment (3 jobs) but has 0 jobs in hard cover books.</w:t>
-      </w:r>
-    </w:p>
-    <w:p>
-      <w:r>
-        <w:rPr>
-          <w:b/>
-          <w:i w:val="0"/>
-          <w:color w:val="1B7F3B"/>
-        </w:rPr>
-        <w:t xml:space="preserve">Fits their business: </w:t>
-      </w:r>
-      <w:r>
-        <w:rPr>
-          <w:b w:val="0"/>
-          <w:i w:val="0"/>
-        </w:rPr>
-        <w:t>Property &amp; Real Estate firms regularly buy Hard Cover Books (32% do).</w:t>
-      </w:r>
-    </w:p>
-    <w:p>
-      <w:r>
-        <w:rPr>
-          <w:b/>
-          <w:i w:val="0"/>
-        </w:rPr>
-        <w:t xml:space="preserve">Timing: </w:t>
-      </w:r>
-      <w:r>
-        <w:rPr>
-          <w:b w:val="0"/>
-          <w:i w:val="0"/>
-        </w:rPr>
-        <w:t>In cadence: last ordered 226 days ago; they typically reorder about every 420 days, so they're not due yet.</w:t>
-      </w:r>
-    </w:p>
-    <w:p>
-      <w:r>
-        <w:rPr>
-          <w:b/>
-          <w:i w:val="0"/>
-          <w:color w:val="1F497D"/>
-        </w:rPr>
-        <w:t xml:space="preserve">Your call:   </w:t>
-      </w:r>
-      <w:r>
-        <w:rPr>
-          <w:b w:val="0"/>
-          <w:i w:val="0"/>
-        </w:rPr>
-        <w:t xml:space="preserve">[ ] Makes sense      [ ] They already buy this      [ ] Wrong      </w:t>
-      </w:r>
-      <w:r>
-        <w:rPr>
-          <w:b w:val="0"/>
-          <w:i/>
-          <w:color w:val="707070"/>
-          <w:sz w:val="18"/>
-        </w:rPr>
-        <w:t xml:space="preserve">notes: </w:t>
-      </w:r>
-      <w:r>
-        <w:rPr>
-          <w:b w:val="0"/>
-          <w:i w:val="0"/>
-          <w:color w:val="A0A0A0"/>
-        </w:rPr>
-        <w:t>______________________________</w:t>
-      </w:r>
-    </w:p>
-    <w:p>
-      <w:pPr>
-        <w:pStyle w:val="Heading3"/>
-      </w:pPr>
-      <w:r>
-        <w:rPr>
-          <w:b w:val="0"/>
-          <w:i w:val="0"/>
-        </w:rPr>
-        <w:t xml:space="preserve">12. Ignite Projects  </w:t>
-      </w:r>
-      <w:r>
-        <w:rPr>
-          <w:b/>
-          <w:i w:val="0"/>
-          <w:color w:val="707070"/>
-          <w:sz w:val="20"/>
-        </w:rPr>
-        <w:t>[Property &amp; Real Estate]</w:t>
-      </w:r>
-      <w:r>
-        <w:rPr>
-          <w:b w:val="0"/>
-          <w:i/>
-          <w:color w:val="707070"/>
-          <w:sz w:val="18"/>
-        </w:rPr>
-        <w:t xml:space="preserve">   $5,555 in the last 12 months   (deck #46 of 50)</w:t>
+        <w:t xml:space="preserve">   $5,555 in the last 12 months   (deck #42 of 50)</w:t>
       </w:r>
     </w:p>
     <w:p>
@@ -1924,7 +1758,7 @@
           <w:b w:val="0"/>
           <w:i w:val="0"/>
         </w:rPr>
-        <w:t>In cadence: last ordered 235 days ago; they typically reorder about every 734 days, so they're not due yet.</w:t>
+        <w:t>In cadence: last ordered 239 days ago; they typically reorder about every 734 days, so they're not due yet.</w:t>
       </w:r>
     </w:p>
     <w:p>
@@ -1970,7 +1804,7 @@
           <w:b w:val="0"/>
           <w:i w:val="0"/>
         </w:rPr>
-        <w:t xml:space="preserve">13. Cheddar Pocket  </w:t>
+        <w:t xml:space="preserve">12. Cheddar Pocket  </w:t>
       </w:r>
       <w:r>
         <w:rPr>
@@ -1988,7 +1822,7 @@
           <w:color w:val="707070"/>
           <w:sz w:val="18"/>
         </w:rPr>
-        <w:t xml:space="preserve">   $4,822 in the last 12 months   (deck #47 of 50)</w:t>
+        <w:t xml:space="preserve">   $4,822 in the last 12 months   (deck #43 of 50)</w:t>
       </w:r>
     </w:p>
     <w:p>
@@ -2069,7 +1903,7 @@
           <w:b w:val="0"/>
           <w:i w:val="0"/>
         </w:rPr>
-        <w:t>Overdue: last ordered 205 days ago; they typically reorder about every 31 days, so they're past due.</w:t>
+        <w:t>Overdue: last ordered 209 days ago; they typically reorder about every 31 days, so they're past due.</w:t>
       </w:r>
     </w:p>
     <w:p>
@@ -2115,7 +1949,7 @@
           <w:b w:val="0"/>
           <w:i w:val="0"/>
         </w:rPr>
-        <w:t xml:space="preserve">14. Sterling Black  </w:t>
+        <w:t xml:space="preserve">13. Disrupt  </w:t>
       </w:r>
       <w:r>
         <w:rPr>
@@ -2124,7 +1958,7 @@
           <w:color w:val="707070"/>
           <w:sz w:val="20"/>
         </w:rPr>
-        <w:t>[Advertising &amp; Marketing]</w:t>
+        <w:t>[unknown (no industry filter applied)]</w:t>
       </w:r>
       <w:r>
         <w:rPr>
@@ -2133,7 +1967,7 @@
           <w:color w:val="707070"/>
           <w:sz w:val="18"/>
         </w:rPr>
-        <w:t xml:space="preserve">   $280 in the last 12 months   (deck #48 of 50)</w:t>
+        <w:t xml:space="preserve">   $13,260 in the last 12 months   (deck #48 of 50)</w:t>
       </w:r>
     </w:p>
     <w:p>
@@ -2149,7 +1983,152 @@
           <w:b w:val="0"/>
           <w:i w:val="0"/>
         </w:rPr>
-        <w:t>Lucy Liddle &lt;lliddle@sterlingblack.com.au&gt; - confirm contact - stale &gt;90d (last active 2023-03-17)</w:t>
+        <w:t>no QB-won value contact identified - confirm decision-maker before outreach</w:t>
+      </w:r>
+    </w:p>
+    <w:p>
+      <w:r>
+        <w:rPr>
+          <w:b/>
+          <w:i w:val="0"/>
+        </w:rPr>
+        <w:t xml:space="preserve">Pitch: </w:t>
+      </w:r>
+      <w:r>
+        <w:rPr>
+          <w:b w:val="0"/>
+          <w:i w:val="0"/>
+          <w:color w:val="1B7F3B"/>
+        </w:rPr>
+        <w:t>Design Services</w:t>
+      </w:r>
+    </w:p>
+    <w:p>
+      <w:r>
+        <w:rPr>
+          <w:b/>
+          <w:i w:val="0"/>
+        </w:rPr>
+        <w:t xml:space="preserve">Pattern: </w:t>
+      </w:r>
+      <w:r>
+        <w:rPr>
+          <w:b w:val="0"/>
+          <w:i w:val="0"/>
+        </w:rPr>
+        <w:t>92% of customers who buy Soft Cover Books also buy Design Services, about 1.1 times more likely than the average customer (86% normally). Buys soft cover books (2 jobs) but has 0 jobs in design services.</w:t>
+      </w:r>
+    </w:p>
+    <w:p>
+      <w:r>
+        <w:rPr>
+          <w:b/>
+          <w:i w:val="0"/>
+        </w:rPr>
+        <w:t xml:space="preserve">Industry fit: </w:t>
+      </w:r>
+      <w:r>
+        <w:rPr>
+          <w:b w:val="0"/>
+          <w:i w:val="0"/>
+        </w:rPr>
+        <w:t>No industry on file - clean statistical pitch, no industry-fit claim (filter skipped).</w:t>
+      </w:r>
+    </w:p>
+    <w:p>
+      <w:r>
+        <w:rPr>
+          <w:b/>
+          <w:i w:val="0"/>
+        </w:rPr>
+        <w:t xml:space="preserve">Timing: </w:t>
+      </w:r>
+      <w:r>
+        <w:rPr>
+          <w:b w:val="0"/>
+          <w:i w:val="0"/>
+        </w:rPr>
+        <w:t>Only one ordering occasion on record (80 days ago), so there's no reorder rhythm to read yet.</w:t>
+      </w:r>
+    </w:p>
+    <w:p>
+      <w:r>
+        <w:rPr>
+          <w:b/>
+          <w:i w:val="0"/>
+          <w:color w:val="1F497D"/>
+        </w:rPr>
+        <w:t xml:space="preserve">Your call:   </w:t>
+      </w:r>
+      <w:r>
+        <w:rPr>
+          <w:b w:val="0"/>
+          <w:i w:val="0"/>
+        </w:rPr>
+        <w:t xml:space="preserve">[ ] Makes sense      [ ] They already buy this      [ ] Wrong      </w:t>
+      </w:r>
+      <w:r>
+        <w:rPr>
+          <w:b w:val="0"/>
+          <w:i/>
+          <w:color w:val="707070"/>
+          <w:sz w:val="18"/>
+        </w:rPr>
+        <w:t xml:space="preserve">notes: </w:t>
+      </w:r>
+      <w:r>
+        <w:rPr>
+          <w:b w:val="0"/>
+          <w:i w:val="0"/>
+          <w:color w:val="A0A0A0"/>
+        </w:rPr>
+        <w:t>______________________________</w:t>
+      </w:r>
+    </w:p>
+    <w:p>
+      <w:pPr>
+        <w:pStyle w:val="Heading3"/>
+      </w:pPr>
+      <w:r>
+        <w:rPr>
+          <w:b w:val="0"/>
+          <w:i w:val="0"/>
+        </w:rPr>
+        <w:t xml:space="preserve">14. Fortis Development Group  </w:t>
+      </w:r>
+      <w:r>
+        <w:rPr>
+          <w:b/>
+          <w:i w:val="0"/>
+          <w:color w:val="707070"/>
+          <w:sz w:val="20"/>
+        </w:rPr>
+        <w:t>[Property &amp; Real Estate]</w:t>
+      </w:r>
+      <w:r>
+        <w:rPr>
+          <w:b w:val="0"/>
+          <w:i/>
+          <w:color w:val="707070"/>
+          <w:sz w:val="18"/>
+        </w:rPr>
+        <w:t xml:space="preserve">   $17,008 in the last 12 months   (deck #49 of 50)</w:t>
+      </w:r>
+    </w:p>
+    <w:p>
+      <w:r>
+        <w:rPr>
+          <w:b/>
+          <w:i w:val="0"/>
+        </w:rPr>
+        <w:t xml:space="preserve">Who to contact: </w:t>
+      </w:r>
+      <w:r>
+        <w:rPr>
+          <w:b w:val="0"/>
+          <w:i w:val="0"/>
+        </w:rPr>
+        <w:t>Emely Young &lt;emely.young@pallasgroup.com.au&gt; - active (last active 2026-04-17)</w:t>
       </w:r>
     </w:p>
     <w:p>
@@ -2169,7 +2148,7 @@
           <w:color w:val="707070"/>
           <w:sz w:val="18"/>
         </w:rPr>
-        <w:t>value contact (lliddle@sterlingblack.com.au) is NOT the loudest contact (gbruce@sterlingblack.com, 15 emails) - pitch to value, not volume</w:t>
+        <w:t>value contact (emely.young@pallasgroup.com.au) is NOT the loudest contact (giulia.baldini@pallasgroup.com.au, 17 emails) - pitch to value, not volume</w:t>
       </w:r>
     </w:p>
     <w:p>
@@ -2186,7 +2165,7 @@
           <w:i w:val="0"/>
           <w:color w:val="1B7F3B"/>
         </w:rPr>
-        <w:t>Hard Cover Books</w:t>
+        <w:t>Design Services</w:t>
       </w:r>
     </w:p>
     <w:p>
@@ -2202,7 +2181,7 @@
           <w:b w:val="0"/>
           <w:i w:val="0"/>
         </w:rPr>
-        <w:t>32% of customers who buy Embellishment also buy Hard Cover Books, about 3.9 times more likely than the average customer (8% normally). Buys embellishment (4 jobs) but has 0 jobs in hard cover books.</w:t>
+        <w:t>92% of customers who buy Wide Format also buy Design Services, about 1.1 times more likely than the average customer (86% normally). Buys wide format (5 jobs) but has 0 jobs in design services.</w:t>
       </w:r>
     </w:p>
     <w:p>
@@ -2210,16 +2189,15 @@
         <w:rPr>
           <w:b/>
           <w:i w:val="0"/>
-          <w:color w:val="1B7F3B"/>
         </w:rPr>
-        <w:t xml:space="preserve">Fits their business: </w:t>
+        <w:t xml:space="preserve">Industry fit: </w:t>
       </w:r>
       <w:r>
         <w:rPr>
           <w:b w:val="0"/>
           <w:i w:val="0"/>
         </w:rPr>
-        <w:t>Advertising &amp; Marketing firms regularly buy Hard Cover Books (26% do).</w:t>
+        <w:t>Neutral fit - Design Services carries no strong industry signal for Property &amp; Real Estate; pitched on the statistics.</w:t>
       </w:r>
     </w:p>
     <w:p>
@@ -2235,7 +2213,7 @@
           <w:b w:val="0"/>
           <w:i w:val="0"/>
         </w:rPr>
-        <w:t>In cadence: last ordered 181 days ago; they typically reorder about every 251 days, so they're not due yet.</w:t>
+        <w:t>Only one ordering occasion on record (4 days ago), so there's no reorder rhythm to read yet.</w:t>
       </w:r>
     </w:p>
     <w:p>
